--- a/ChandlerJ_DDS-8555-Assignment4.docx
+++ b/ChandlerJ_DDS-8555-Assignment4.docx
@@ -349,8 +349,8 @@
         <w:pStyle w:val="Heading1"/>
       </w:pPr>
       <w:bookmarkStart w:id="2" w:name="questions-from-islp"/>
+      <w:bookmarkEnd w:id="0"/>
       <w:bookmarkEnd w:id="1"/>
-      <w:bookmarkEnd w:id="0"/>
       <w:r>
         <w:lastRenderedPageBreak/>
         <w:t>Questions from ISLP</w:t>
@@ -2142,7 +2142,13 @@
           <w:rPr>
             <w:rFonts w:ascii="Cambria Math" w:hAnsi="Cambria Math"/>
           </w:rPr>
-          <m:t>2X</m:t>
+          <m:t>2</m:t>
+        </m:r>
+        <m:r>
+          <w:rPr>
+            <w:rFonts w:ascii="Cambria Math" w:hAnsi="Cambria Math"/>
+          </w:rPr>
+          <m:t>X</m:t>
         </m:r>
         <m:r>
           <m:rPr>
@@ -2212,7 +2218,13 @@
           <w:rPr>
             <w:rFonts w:ascii="Cambria Math" w:hAnsi="Cambria Math"/>
           </w:rPr>
-          <m:t>5X</m:t>
+          <m:t>5</m:t>
+        </m:r>
+        <m:r>
+          <w:rPr>
+            <w:rFonts w:ascii="Cambria Math" w:hAnsi="Cambria Math"/>
+          </w:rPr>
+          <m:t>X</m:t>
         </m:r>
         <m:r>
           <m:rPr>
@@ -3567,8 +3579,8 @@
         <w:pStyle w:val="Heading1"/>
       </w:pPr>
       <w:bookmarkStart w:id="5" w:name="X2a42c8c185382d0100fb644b511a0eb8da7eda2"/>
+      <w:bookmarkEnd w:id="2"/>
       <w:bookmarkEnd w:id="4"/>
-      <w:bookmarkEnd w:id="2"/>
       <w:r>
         <w:lastRenderedPageBreak/>
         <w:t>Regression with Abalone Dataset Competition</w:t>
@@ -3611,17 +3623,28 @@
     </w:p>
     <w:p>
       <w:r>
-        <w:t xml:space="preserve">Exploratory analysis of the Abalone dataset reveals substantial multicollinearity among morphometric predictors, particularly between length, diameter, and multiple weight-based measurements, with pairwise correlations frequently exceeding 0.90 (see Figure </w:t>
+        <w:t>Exploratory data analysis serves as a foundational step in identifying structural patterns, distributional properties, and potential modeling concerns prior to formal estimation (</w:t>
+      </w:r>
+      <w:hyperlink w:anchor="ref-tukey1977">
+        <w:r>
+          <w:t>Tukey, 1977</w:t>
+        </w:r>
+      </w:hyperlink>
+      <w:r>
+        <w:t xml:space="preserve">). </w:t>
+      </w:r>
+      <w:r>
+        <w:t xml:space="preserve">Exploratory analysis of the Abalone dataset reveals substantial multicollinearity among morphometric predictors, particularly between length, diameter, and multiple weight-based </w:t>
+      </w:r>
+      <w:r>
+        <w:lastRenderedPageBreak/>
+        <w:t xml:space="preserve">measurements, with pairwise correlations frequently exceeding 0.90 (see Figure </w:t>
       </w:r>
       <w:r>
         <w:t>5</w:t>
       </w:r>
       <w:r>
-        <w:t xml:space="preserve">). These strong linear associations indicate that shell dimensions scale proportionally as abalone grow, reflecting </w:t>
-      </w:r>
-      <w:r>
-        <w:lastRenderedPageBreak/>
-        <w:t>underlying biological size expansion. While such collinearity can inflate variance in ordinary least squares (OLS) estimates, it also suggests that growth relationships may not be strictly linear in their effect on age prediction.</w:t>
+        <w:t>). These strong linear associations indicate that shell dimensions scale proportionally as abalone grow, reflecting underlying biological size expansion. While such collinearity can inflate variance in ordinary least squares (OLS) estimates, it also suggests that growth relationships may not be strictly linear in their effect on age prediction.</w:t>
       </w:r>
     </w:p>
     <w:p>
@@ -3660,7 +3683,6 @@
           <w:b/>
           <w:bCs/>
         </w:rPr>
-        <w:lastRenderedPageBreak/>
         <w:t>Figure 5: Correlation Heatmap of Abalone Predictors</w:t>
       </w:r>
     </w:p>
@@ -3752,9 +3774,9 @@
           <w:noProof/>
         </w:rPr>
         <w:drawing>
-          <wp:inline distT="0" distB="0" distL="0" distR="0" wp14:anchorId="62EC7779" wp14:editId="69AB8E7E">
-            <wp:extent cx="5943600" cy="3483638"/>
-            <wp:effectExtent l="0" t="0" r="0" b="0"/>
+          <wp:inline distT="0" distB="0" distL="0" distR="0" wp14:anchorId="62EC7779" wp14:editId="554B67CD">
+            <wp:extent cx="5054320" cy="2622620"/>
+            <wp:effectExtent l="0" t="0" r="635" b="0"/>
             <wp:docPr id="38" name="Picture"/>
             <wp:cNvGraphicFramePr/>
             <a:graphic xmlns:a="http://schemas.openxmlformats.org/drawingml/2006/main">
@@ -3774,7 +3796,7 @@
                   <pic:spPr bwMode="auto">
                     <a:xfrm>
                       <a:off x="0" y="0"/>
-                      <a:ext cx="5943600" cy="3483638"/>
+                      <a:ext cx="5078657" cy="2635248"/>
                     </a:xfrm>
                     <a:prstGeom prst="rect">
                       <a:avLst/>
@@ -3809,7 +3831,37 @@
     </w:p>
     <w:p>
       <w:r>
-        <w:t>Exploratory analysis indicated that the relationship between physical shell measurements and abalone age may not follow a strictly linear functional form. Biological growth processes are characterized by curvature and interaction effects, as growth rates typically slow with maturation. Consequently, linear regression models may suffer from functional form misspecification even when multicollinearity is addressed.</w:t>
+        <w:t xml:space="preserve">Exploratory analysis indicated that the relationship between physical shell measurements and abalone age may not follow a strictly linear functional form. Biological growth processes are characterized by curvature and interaction effects, as growth rates typically slow with maturation. </w:t>
+      </w:r>
+      <w:r>
+        <w:t xml:space="preserve">Observations with missing values </w:t>
+      </w:r>
+      <w:proofErr w:type="gramStart"/>
+      <w:r>
+        <w:t>were handled</w:t>
+      </w:r>
+      <w:proofErr w:type="gramEnd"/>
+      <w:r>
+        <w:t xml:space="preserve"> via listwise deletion, an approach appropriate under the assumption of missing completely at random (</w:t>
+      </w:r>
+      <w:hyperlink w:anchor="ref-little2019">
+        <w:r>
+          <w:t>Little &amp; Rubin, 2019</w:t>
+        </w:r>
+      </w:hyperlink>
+      <w:r>
+        <w:t xml:space="preserve">). </w:t>
+      </w:r>
+      <w:r>
+        <w:t xml:space="preserve">Consequently, linear regression models may suffer from functional form misspecification even when multicollinearity </w:t>
+      </w:r>
+      <w:proofErr w:type="gramStart"/>
+      <w:r>
+        <w:t>is addressed</w:t>
+      </w:r>
+      <w:proofErr w:type="gramEnd"/>
+      <w:r>
+        <w:t>.</w:t>
       </w:r>
     </w:p>
     <w:p>
@@ -3842,11 +3894,11 @@
         </w:r>
       </w:hyperlink>
       <w:r>
-        <w:t xml:space="preserve">). Quadratic terms allow curvature in the relationship between morphometric measurements and abalone age, reflecting biological growth processes in which shell development slows as maturity increases. Ridge shrinkage was applied to stabilize </w:t>
+        <w:t xml:space="preserve">). Quadratic terms allow curvature in the relationship </w:t>
       </w:r>
       <w:r>
         <w:lastRenderedPageBreak/>
-        <w:t>coefficient estimates given the strong multicollinearity among shell dimension variables observed during exploratory analysis, reducing estimator variance through L2 penalization (</w:t>
+        <w:t>between morphometric measurements and abalone age, reflecting biological growth processes in which shell development slows as maturity increases. Ridge shrinkage was applied to stabilize coefficient estimates given the strong multicollinearity among shell dimension variables observed during exploratory analysis, reducing estimator variance through L2 penalization (</w:t>
       </w:r>
       <w:hyperlink w:anchor="ref-hastie2009">
         <w:r>
@@ -3884,9 +3936,6 @@
         <w:t xml:space="preserve"> displays the distribution of residuals. The residuals are approximately centered at zero and exhibit near symmetry, though moderate tail behavior is present. This tail structure aligns with natural biological variability in shell growth and age estimation, particularly among older abalone where ring interpretation becomes less precise. Overall, the polynomial Ridge model captures meaningful curvature in the data while leaving limited but observable nonlinear structure in the error pattern.</w:t>
       </w:r>
     </w:p>
-    <w:p/>
-    <w:p/>
-    <w:p/>
     <w:p>
       <w:pPr>
         <w:ind w:firstLine="0"/>
@@ -3900,7 +3949,6 @@
           <w:b/>
           <w:bCs/>
         </w:rPr>
-        <w:lastRenderedPageBreak/>
         <w:t>Figure 7: Model 1 - Residuals vs Predicted</w:t>
       </w:r>
     </w:p>
@@ -3913,6 +3961,7 @@
         <w:rPr>
           <w:noProof/>
         </w:rPr>
+        <w:lastRenderedPageBreak/>
         <w:drawing>
           <wp:inline distT="0" distB="0" distL="0" distR="0" wp14:anchorId="62EC777B" wp14:editId="0FFC156B">
             <wp:extent cx="5943600" cy="3302768"/>
@@ -3966,18 +4015,117 @@
           <w:bCs/>
         </w:rPr>
       </w:pPr>
-      <w:r>
+    </w:p>
+    <w:p>
+      <w:pPr>
+        <w:ind w:firstLine="0"/>
         <w:rPr>
           <w:b/>
           <w:bCs/>
         </w:rPr>
-        <w:t xml:space="preserve">Figure 8: </w:t>
-      </w:r>
-      <w:r>
+      </w:pPr>
+    </w:p>
+    <w:p>
+      <w:pPr>
+        <w:ind w:firstLine="0"/>
         <w:rPr>
           <w:b/>
           <w:bCs/>
         </w:rPr>
+      </w:pPr>
+    </w:p>
+    <w:p>
+      <w:pPr>
+        <w:ind w:firstLine="0"/>
+        <w:rPr>
+          <w:b/>
+          <w:bCs/>
+        </w:rPr>
+      </w:pPr>
+    </w:p>
+    <w:p>
+      <w:pPr>
+        <w:ind w:firstLine="0"/>
+        <w:rPr>
+          <w:b/>
+          <w:bCs/>
+        </w:rPr>
+      </w:pPr>
+    </w:p>
+    <w:p>
+      <w:pPr>
+        <w:ind w:firstLine="0"/>
+        <w:rPr>
+          <w:b/>
+          <w:bCs/>
+        </w:rPr>
+      </w:pPr>
+    </w:p>
+    <w:p>
+      <w:pPr>
+        <w:ind w:firstLine="0"/>
+        <w:rPr>
+          <w:b/>
+          <w:bCs/>
+        </w:rPr>
+      </w:pPr>
+    </w:p>
+    <w:p>
+      <w:pPr>
+        <w:ind w:firstLine="0"/>
+        <w:rPr>
+          <w:b/>
+          <w:bCs/>
+        </w:rPr>
+      </w:pPr>
+    </w:p>
+    <w:p>
+      <w:pPr>
+        <w:ind w:firstLine="0"/>
+        <w:rPr>
+          <w:b/>
+          <w:bCs/>
+        </w:rPr>
+      </w:pPr>
+    </w:p>
+    <w:p>
+      <w:pPr>
+        <w:ind w:firstLine="0"/>
+        <w:rPr>
+          <w:b/>
+          <w:bCs/>
+        </w:rPr>
+      </w:pPr>
+    </w:p>
+    <w:p>
+      <w:pPr>
+        <w:ind w:firstLine="0"/>
+        <w:rPr>
+          <w:b/>
+          <w:bCs/>
+        </w:rPr>
+      </w:pPr>
+    </w:p>
+    <w:p>
+      <w:pPr>
+        <w:ind w:firstLine="0"/>
+        <w:rPr>
+          <w:b/>
+          <w:bCs/>
+        </w:rPr>
+      </w:pPr>
+      <w:r>
+        <w:rPr>
+          <w:b/>
+          <w:bCs/>
+        </w:rPr>
+        <w:t xml:space="preserve">Figure 8: </w:t>
+      </w:r>
+      <w:r>
+        <w:rPr>
+          <w:b/>
+          <w:bCs/>
+        </w:rPr>
         <w:t>Model 1 – Distribution of Residuals</w:t>
       </w:r>
     </w:p>
@@ -3990,6 +4138,7 @@
         <w:rPr>
           <w:noProof/>
         </w:rPr>
+        <w:lastRenderedPageBreak/>
         <w:drawing>
           <wp:inline distT="0" distB="0" distL="0" distR="0" wp14:anchorId="62EC777D" wp14:editId="62EC777E">
             <wp:extent cx="5943600" cy="3714750"/>
@@ -4040,7 +4189,6 @@
       <w:bookmarkStart w:id="9" w:name="model-2-gradient-boosting-regression"/>
       <w:bookmarkEnd w:id="8"/>
       <w:r>
-        <w:lastRenderedPageBreak/>
         <w:t>Model 2: Gradient Boosting Regression</w:t>
       </w:r>
     </w:p>
@@ -4059,6 +4207,7 @@
     </w:p>
     <w:p>
       <w:r>
+        <w:lastRenderedPageBreak/>
         <w:t>Model performance was evaluated using 5-fold cross-validated RMSE to ensure comparability with Model 1. Relative to the polynomial Ridge model, the Gradient Boosting approach demonstrated improved generalization performance, indicating that interaction effects and nonlinear structure not captured by quadratic terms contribute meaningfully to predictive accuracy.</w:t>
       </w:r>
     </w:p>
@@ -4075,7 +4224,6 @@
     </w:p>
     <w:p>
       <w:r>
-        <w:lastRenderedPageBreak/>
         <w:t xml:space="preserve">Figure </w:t>
       </w:r>
       <w:r>
@@ -4098,6 +4246,7 @@
           <w:b/>
           <w:bCs/>
         </w:rPr>
+        <w:lastRenderedPageBreak/>
         <w:t xml:space="preserve">Figure </w:t>
       </w:r>
       <w:r>
@@ -4219,6 +4368,60 @@
           <w:bCs/>
         </w:rPr>
       </w:pPr>
+    </w:p>
+    <w:p>
+      <w:pPr>
+        <w:ind w:firstLine="0"/>
+        <w:rPr>
+          <w:b/>
+          <w:bCs/>
+        </w:rPr>
+      </w:pPr>
+    </w:p>
+    <w:p>
+      <w:pPr>
+        <w:ind w:firstLine="0"/>
+        <w:rPr>
+          <w:b/>
+          <w:bCs/>
+        </w:rPr>
+      </w:pPr>
+    </w:p>
+    <w:p>
+      <w:pPr>
+        <w:ind w:firstLine="0"/>
+        <w:rPr>
+          <w:b/>
+          <w:bCs/>
+        </w:rPr>
+      </w:pPr>
+    </w:p>
+    <w:p>
+      <w:pPr>
+        <w:ind w:firstLine="0"/>
+        <w:rPr>
+          <w:b/>
+          <w:bCs/>
+        </w:rPr>
+      </w:pPr>
+    </w:p>
+    <w:p>
+      <w:pPr>
+        <w:ind w:firstLine="0"/>
+        <w:rPr>
+          <w:b/>
+          <w:bCs/>
+        </w:rPr>
+      </w:pPr>
+    </w:p>
+    <w:p>
+      <w:pPr>
+        <w:ind w:firstLine="0"/>
+        <w:rPr>
+          <w:b/>
+          <w:bCs/>
+        </w:rPr>
+      </w:pPr>
       <w:r>
         <w:rPr>
           <w:b/>
@@ -4355,7 +4558,19 @@
     </w:p>
     <w:p>
       <w:r>
-        <w:t xml:space="preserve">All code utilized for this analysis, including exploratory data analysis, cross-validation procedures, risidual diagnostics, and submission generation in the accompaning Jupyter Notebook/RMD file. The complete repository including the notebook and dependency specifications can be accessed via the following GitHub repository: </w:t>
+        <w:t>All code utilized for this analysis, including exploratory data analysis, cross-validation procedures, r</w:t>
+      </w:r>
+      <w:r>
+        <w:t>e</w:t>
+      </w:r>
+      <w:r>
+        <w:t>sidual diagnostics, and submission generation in the accompan</w:t>
+      </w:r>
+      <w:r>
+        <w:t>y</w:t>
+      </w:r>
+      <w:r>
+        <w:t xml:space="preserve">ing Jupyter Notebook/RMD file. The complete repository including the notebook and dependency specifications can be accessed via the following GitHub repository: </w:t>
       </w:r>
       <w:hyperlink r:id="rId17">
         <w:r>
@@ -4609,32 +4824,63 @@
       <w:pPr>
         <w:pStyle w:val="Bibliography"/>
       </w:pPr>
-      <w:bookmarkStart w:id="18" w:name="ref-nash1994a"/>
+      <w:bookmarkStart w:id="18" w:name="ref-little2019"/>
+      <w:bookmarkStart w:id="19" w:name="ref-nash1994a"/>
       <w:bookmarkEnd w:id="17"/>
       <w:r>
-        <w:t xml:space="preserve">Nash, W., Sellers, T. L., Talbot, S. R., Cawthorn, A. J., &amp; Ford, W. B. (1994). The population biology of abalone (haliotis species) in tasmania. I. Blacklip abalone (h. Rubra) from the north coast and islands of bass strait. </w:t>
+        <w:t xml:space="preserve">Little, R., &amp; Rubin, D. (2019). </w:t>
       </w:r>
       <w:r>
         <w:rPr>
           <w:i/>
           <w:iCs/>
         </w:rPr>
-        <w:t>Sea Fisheries Division, Technical Report No</w:t>
-      </w:r>
-      <w:r>
-        <w:t xml:space="preserve">, </w:t>
+        <w:t>Statistical analysis with missing data., 3rd edition</w:t>
+      </w:r>
+      <w:r>
+        <w:t xml:space="preserve">. </w:t>
+      </w:r>
+      <w:hyperlink r:id="rId21">
+        <w:r>
+          <w:rPr>
+            <w:rStyle w:val="Hyperlink"/>
+          </w:rPr>
+          <w:t>https://learning.oreilly.com/library/view/statistical-analysis-with/9780470526798/</w:t>
+        </w:r>
+      </w:hyperlink>
+      <w:bookmarkEnd w:id="18"/>
+      <w:r>
+        <w:t xml:space="preserve"> </w:t>
+      </w:r>
+    </w:p>
+    <w:p>
+      <w:pPr>
+        <w:pStyle w:val="Bibliography"/>
+      </w:pPr>
+      <w:r>
+        <w:t xml:space="preserve">Nash, W., Sellers, T. L., Talbot, S. R., Cawthorn, A. J., &amp; Ford, W. B. (1994). The population biology of abalone (haliotis species) in tasmania. I. Blacklip abalone (h. Rubra) from the north coast and islands of bass strait. </w:t>
       </w:r>
       <w:r>
         <w:rPr>
           <w:i/>
           <w:iCs/>
         </w:rPr>
+        <w:t>Sea Fisheries Division, Technical Report No</w:t>
+      </w:r>
+      <w:r>
+        <w:t xml:space="preserve">, </w:t>
+      </w:r>
+      <w:r>
+        <w:rPr>
+          <w:i/>
+          <w:iCs/>
+        </w:rPr>
         <w:t>48</w:t>
       </w:r>
       <w:r>
         <w:t xml:space="preserve">. </w:t>
       </w:r>
-      <w:hyperlink r:id="rId21">
+      <w:hyperlink r:id="rId22">
         <w:r>
           <w:rPr>
             <w:rStyle w:val="Hyperlink"/>
@@ -4647,8 +4893,8 @@
       <w:pPr>
         <w:pStyle w:val="Bibliography"/>
       </w:pPr>
-      <w:bookmarkStart w:id="19" w:name="ref-reade2024"/>
-      <w:bookmarkEnd w:id="18"/>
+      <w:bookmarkStart w:id="20" w:name="ref-reade2024"/>
+      <w:bookmarkEnd w:id="19"/>
       <w:r>
         <w:t xml:space="preserve">Reade, W., &amp; Chow, A. (2024). </w:t>
       </w:r>
@@ -4662,7 +4908,7 @@
       <w:r>
         <w:t xml:space="preserve">. </w:t>
       </w:r>
-      <w:hyperlink r:id="rId22">
+      <w:hyperlink r:id="rId23">
         <w:r>
           <w:rPr>
             <w:rStyle w:val="Hyperlink"/>
@@ -4671,18 +4917,49 @@
         </w:r>
       </w:hyperlink>
     </w:p>
-    <w:bookmarkEnd w:id="16"/>
-    <w:bookmarkEnd w:id="19"/>
+    <w:p>
+      <w:pPr>
+        <w:pStyle w:val="Bibliography"/>
+      </w:pPr>
+      <w:bookmarkStart w:id="21" w:name="ref-tukey1977"/>
+      <w:r>
+        <w:t xml:space="preserve">Tukey, J. (1977). </w:t>
+      </w:r>
+      <w:r>
+        <w:rPr>
+          <w:i/>
+          <w:iCs/>
+        </w:rPr>
+        <w:t>Exploratory data analysis</w:t>
+      </w:r>
+      <w:r>
+        <w:t xml:space="preserve">. ADDISON-WESLEY PUBLISHING COMPANY. </w:t>
+      </w:r>
+      <w:hyperlink r:id="rId24">
+        <w:r>
+          <w:rPr>
+            <w:rStyle w:val="Hyperlink"/>
+          </w:rPr>
+          <w:t>https://github.com/nuxion/data_material/blob/main/statistics/tukey__exploratory_data_analysis_1977.pdf</w:t>
+        </w:r>
+      </w:hyperlink>
+      <w:r>
+        <w:t xml:space="preserve">  </w:t>
+      </w:r>
+    </w:p>
+    <w:bookmarkEnd w:id="21"/>
     <w:p>
       <w:r>
         <w:br w:type="page"/>
       </w:r>
+      <w:bookmarkEnd w:id="16"/>
+      <w:bookmarkEnd w:id="20"/>
     </w:p>
     <w:p>
       <w:pPr>
         <w:pStyle w:val="Heading1"/>
       </w:pPr>
-      <w:bookmarkStart w:id="20" w:name="ai-disclosure-and-usage-statement"/>
+      <w:bookmarkStart w:id="22" w:name="ai-disclosure-and-usage-statement"/>
       <w:bookmarkEnd w:id="14"/>
       <w:r>
         <w:lastRenderedPageBreak/>
@@ -4693,11 +4970,11 @@
       <w:r>
         <w:t>In accordance with the course policy on academic integrity, I acknowledge the use of ChatGPT (a large language model developed by OpenAI) as a research and brainstorming tool for this assignment. The AI was used to assist in structuring portions of the written analysis, refining technical explanations of regularization and principal components regression, and troubleshooting Python implementation details within the Jupyter Notebook environment. All AI-generated suggestions were critically evaluated for accuracy, verified against course materials and dataset outputs, and substantially revised to reflect my own analytical reasoning and professional voice. The final model implementation, statistical interpretation, and conclusions represent my independent work and judgment.</w:t>
       </w:r>
-      <w:bookmarkEnd w:id="20"/>
+      <w:bookmarkEnd w:id="22"/>
     </w:p>
     <w:sectPr>
-      <w:headerReference w:type="even" r:id="rId23"/>
-      <w:headerReference w:type="default" r:id="rId24"/>
+      <w:headerReference w:type="even" r:id="rId25"/>
+      <w:headerReference w:type="default" r:id="rId26"/>
       <w:pgSz w:w="12240" w:h="15840"/>
       <w:pgMar w:top="1440" w:right="1440" w:bottom="1440" w:left="1440" w:header="720" w:footer="720" w:gutter="0"/>
       <w:cols w:space="720"/>
